--- a/klagomål/A 35032-2026 FSC-klagomål.docx
+++ b/klagomål/A 35032-2026 FSC-klagomål.docx
@@ -889,7 +889,7 @@
     <w:r>
       <w:tab/>
       <w:tab/>
-      <w:t>2026-09-06</w:t>
+      <w:t>2026-09-07</w:t>
       <w:br/>
       <w:br/>
     </w:r>

--- a/klagomål/A 35032-2026 FSC-klagomål.docx
+++ b/klagomål/A 35032-2026 FSC-klagomål.docx
@@ -178,7 +178,7 @@
       <w:r>
         <w:drawing>
           <wp:inline xmlns:a="http://schemas.openxmlformats.org/drawingml/2006/main" xmlns:pic="http://schemas.openxmlformats.org/drawingml/2006/picture">
-            <wp:extent cx="5486400" cy="5367622"/>
+            <wp:extent cx="5486400" cy="5486400"/>
             <wp:docPr id="1" name="Picture 1"/>
             <wp:cNvGraphicFramePr>
               <a:graphicFrameLocks noChangeAspect="1"/>
@@ -199,7 +199,7 @@
                   <pic:spPr>
                     <a:xfrm>
                       <a:off x="0" y="0"/>
-                      <a:ext cx="5486400" cy="5367622"/>
+                      <a:ext cx="5486400" cy="5486400"/>
                     </a:xfrm>
                     <a:prstGeom prst="rect"/>
                   </pic:spPr>
@@ -221,7 +221,7 @@
     </w:p>
     <w:p>
       <w:r>
-        <w:t>I och inom 24 meter från avverkningsanmälan finns fynd av 5 naturvårdsarter, varav 3 är fridlysta, 5 är typiska (T) och 2 är signalarter (S): blåmossa (S, T), kärrkammossa (S, T), blåsippa (T, §9), spillkråka (T, §4) och tofsmes (T, §4). Se Figur 1.</w:t>
+        <w:t>I och inom 24 meter från avverkningsanmälan finns fynd av 7 naturvårdsarter, varav 1 är rödlistad, 4 är fridlysta, 5 är typiska (T) och 2 är signalarter (S): svinrot (NT), blåmossa (S, T), kärrkammossa (S, T), blåsippa (T, §9), spillkråka (T, §4), tofsmes (T, §4) och revlummer (§9). Se Figur 1.</w:t>
       </w:r>
     </w:p>
     <w:p>
@@ -489,7 +489,7 @@
         <w:rPr>
           <w:i/>
         </w:rPr>
-        <w:t>I det avverkningsanmälda skogsområdet har 5 naturvårdsarter varav 0 rödlistade arter sina livsmiljöer och växtplatser.</w:t>
+        <w:t>I det avverkningsanmälda skogsområdet har 7 naturvårdsarter varav 1 rödlistade arter sina livsmiljöer och växtplatser.</w:t>
       </w:r>
     </w:p>
     <w:p>
@@ -889,7 +889,7 @@
     <w:r>
       <w:tab/>
       <w:tab/>
-      <w:t>2026-09-07</w:t>
+      <w:t>2026-09-08</w:t>
       <w:br/>
       <w:br/>
     </w:r>

--- a/klagomål/A 35032-2026 FSC-klagomål.docx
+++ b/klagomål/A 35032-2026 FSC-klagomål.docx
@@ -221,7 +221,7 @@
     </w:p>
     <w:p>
       <w:r>
-        <w:t>I och inom 24 meter från avverkningsanmälan finns fynd av 7 naturvårdsarter, varav 1 är rödlistad, 4 är fridlysta, 5 är typiska (T) och 2 är signalarter (S): svinrot (NT), blåmossa (S, T), kärrkammossa (S, T), blåsippa (T, §9), spillkråka (T, §4), tofsmes (T, §4) och revlummer (§9). Se Figur 1.</w:t>
+        <w:t>I och inom 24 meter från avverkningsanmälan finns fynd av 6 naturvårdsarter, varav 1 är rödlistad, 4 är fridlysta, 4 är typiska (T) och 1 är signalart (S): svinrot (NT), blåmossa (S, T), blåsippa (T, §9), spillkråka (T, §4), tofsmes (T, §4) och revlummer (§9). Se Figur 1.</w:t>
       </w:r>
     </w:p>
     <w:p>
@@ -274,35 +274,6 @@
       </w:r>
       <w:r>
         <w:t xml:space="preserve"> (SLU Artdatabanken, 2025; Nitare &amp; Skogsstyrelsen, 2019).</w:t>
-      </w:r>
-    </w:p>
-    <w:p>
-      <w:r>
-        <w:rPr>
-          <w:b/>
-        </w:rPr>
-        <w:t xml:space="preserve">Kärrkammossa </w:t>
-      </w:r>
-      <w:r>
-        <w:t xml:space="preserve">signalerar höga naturvärden i södra Sverige och är typisk art för </w:t>
-      </w:r>
-      <w:r>
-        <w:rPr>
-          <w:i/>
-        </w:rPr>
-        <w:t xml:space="preserve">9080 Lövsumpskog, 7310 Aapamyrar </w:t>
-      </w:r>
-      <w:r>
-        <w:t xml:space="preserve">och </w:t>
-      </w:r>
-      <w:r>
-        <w:rPr>
-          <w:i/>
-        </w:rPr>
-        <w:t xml:space="preserve">7140 Öppna mossar och kärr </w:t>
-      </w:r>
-      <w:r>
-        <w:t>(Nitare &amp; Skogsstyrelsen, 2019; SLU Artdatabanken, 2025).</w:t>
       </w:r>
     </w:p>
     <w:p>
@@ -489,7 +460,7 @@
         <w:rPr>
           <w:i/>
         </w:rPr>
-        <w:t>I det avverkningsanmälda skogsområdet har 7 naturvårdsarter varav 1 rödlistade arter sina livsmiljöer och växtplatser.</w:t>
+        <w:t>I det avverkningsanmälda skogsområdet har 6 naturvårdsarter varav 1 rödlistade arter sina livsmiljöer och växtplatser.</w:t>
       </w:r>
     </w:p>
     <w:p>
@@ -889,7 +860,7 @@
     <w:r>
       <w:tab/>
       <w:tab/>
-      <w:t>2026-09-08</w:t>
+      <w:t>2026-09-09</w:t>
       <w:br/>
       <w:br/>
     </w:r>

--- a/klagomål/A 35032-2026 FSC-klagomål.docx
+++ b/klagomål/A 35032-2026 FSC-klagomål.docx
@@ -860,7 +860,7 @@
     <w:r>
       <w:tab/>
       <w:tab/>
-      <w:t>2026-09-09</w:t>
+      <w:t>2026-09-10</w:t>
       <w:br/>
       <w:br/>
     </w:r>

--- a/klagomål/A 35032-2026 FSC-klagomål.docx
+++ b/klagomål/A 35032-2026 FSC-klagomål.docx
@@ -860,7 +860,7 @@
     <w:r>
       <w:tab/>
       <w:tab/>
-      <w:t>2026-09-10</w:t>
+      <w:t>2026-09-11</w:t>
       <w:br/>
       <w:br/>
     </w:r>

--- a/klagomål/A 35032-2026 FSC-klagomål.docx
+++ b/klagomål/A 35032-2026 FSC-klagomål.docx
@@ -860,7 +860,7 @@
     <w:r>
       <w:tab/>
       <w:tab/>
-      <w:t>2026-09-11</w:t>
+      <w:t>2026-09-12</w:t>
       <w:br/>
       <w:br/>
     </w:r>
